--- a/role_play_rcg/support_role_play_fr.docx
+++ b/role_play_rcg/support_role_play_fr.docx
@@ -253,42 +253,30 @@
           <w:ilvl w:val="1"/>
           <w:numId w:val="3"/>
         </w:numPr>
-      </w:pPr>
-      <w:r>
+        <w:rPr>
+          <w:lang w:val="en-US"/>
+        </w:rPr>
+      </w:pPr>
+      <w:r>
+        <w:rPr>
+          <w:lang w:val="en-US"/>
+        </w:rPr>
         <w:lastRenderedPageBreak/>
-        <w:t>Le RDBFIS : « </w:t>
-      </w:r>
-      <w:proofErr w:type="spellStart"/>
-      <w:r>
-        <w:t>regional</w:t>
-      </w:r>
-      <w:proofErr w:type="spellEnd"/>
-      <w:r>
-        <w:t xml:space="preserve"> </w:t>
-      </w:r>
-      <w:proofErr w:type="spellStart"/>
-      <w:r>
-        <w:t>database</w:t>
-      </w:r>
-      <w:proofErr w:type="spellEnd"/>
-      <w:r>
-        <w:t xml:space="preserve"> for the </w:t>
-      </w:r>
-      <w:proofErr w:type="spellStart"/>
-      <w:r>
-        <w:t>Mediterranean</w:t>
-      </w:r>
-      <w:proofErr w:type="spellEnd"/>
-      <w:r>
-        <w:t xml:space="preserve"> and Black </w:t>
-      </w:r>
-      <w:proofErr w:type="spellStart"/>
-      <w:r>
-        <w:t>Seas</w:t>
-      </w:r>
-      <w:proofErr w:type="spellEnd"/>
-      <w:r>
-        <w:t> »</w:t>
+        <w:t xml:space="preserve">Le </w:t>
+      </w:r>
+      <w:proofErr w:type="gramStart"/>
+      <w:r>
+        <w:rPr>
+          <w:lang w:val="en-US"/>
+        </w:rPr>
+        <w:t>RDBFIS :</w:t>
+      </w:r>
+      <w:proofErr w:type="gramEnd"/>
+      <w:r>
+        <w:rPr>
+          <w:lang w:val="en-US"/>
+        </w:rPr>
+        <w:t xml:space="preserve"> « regional database for the Mediterranean and Black Seas »</w:t>
       </w:r>
     </w:p>
     <w:p>
@@ -357,21 +345,7 @@
         </w:numPr>
       </w:pPr>
       <w:r>
-        <w:t>Questions globales et support</w:t>
-      </w:r>
-    </w:p>
-    <w:p>
-      <w:pPr>
-        <w:jc w:val="both"/>
-      </w:pPr>
-      <w:r>
-        <w:t xml:space="preserve">Afin de guider vos réflexions, voici une liste </w:t>
-      </w:r>
-      <w:r>
-        <w:t>de points</w:t>
-      </w:r>
-      <w:r>
-        <w:t xml:space="preserve"> qui pourrait être pertinente :</w:t>
+        <w:t>Agenda de la réunion</w:t>
       </w:r>
     </w:p>
     <w:p>
@@ -384,7 +358,10 @@
         <w:jc w:val="both"/>
       </w:pPr>
       <w:r>
-        <w:t xml:space="preserve">En lien avec vos spécificités, existe-t-il un système déjà existant qui répond à vos besoins ? </w:t>
+        <w:t>Choix du système (RDBES/RDBFIS/Autre système)</w:t>
+      </w:r>
+      <w:r>
+        <w:t xml:space="preserve"> </w:t>
       </w:r>
     </w:p>
     <w:p>
@@ -397,7 +374,7 @@
         <w:jc w:val="both"/>
       </w:pPr>
       <w:r>
-        <w:t>Si ce n’est pas le cas avez-vous des idées pour collaborer TOUS ensemble et avancer sur le sujet ?</w:t>
+        <w:t>Quels investissements humain et financier pour chaque pays ?</w:t>
       </w:r>
     </w:p>
     <w:p>
@@ -410,64 +387,7 @@
         <w:jc w:val="both"/>
       </w:pPr>
       <w:r>
-        <w:t>N’oublie pas de garder en tête que l’idée n’est pas de proposer une « usine à gaz » ! Chaque lien, processus ou autre demande des ressources (notamment humaine) pour être matérialisé. Même si des développements sont nécessaires (peut-être des passerelles entre les outils…)</w:t>
-      </w:r>
-      <w:r>
-        <w:t xml:space="preserve"> </w:t>
-      </w:r>
-      <w:proofErr w:type="spellStart"/>
-      <w:r>
-        <w:t>posez-vous</w:t>
-      </w:r>
-      <w:proofErr w:type="spellEnd"/>
-      <w:r>
-        <w:t xml:space="preserve"> la question de leur pertinence surtout </w:t>
-      </w:r>
-      <w:r>
-        <w:t>vis-à-vis de</w:t>
-      </w:r>
-      <w:r>
-        <w:t xml:space="preserve"> vos ressources non illimitées. </w:t>
-      </w:r>
-    </w:p>
-    <w:p>
-      <w:pPr>
-        <w:pStyle w:val="Paragraphedeliste"/>
-        <w:numPr>
-          <w:ilvl w:val="0"/>
-          <w:numId w:val="4"/>
-        </w:numPr>
-        <w:jc w:val="both"/>
-      </w:pPr>
-      <w:r>
-        <w:t>En lien avec le point précédent, n’oubliez pas de penser à la cohérence globale du système. Par exemple, comme</w:t>
-      </w:r>
-      <w:r>
-        <w:t>nt</w:t>
-      </w:r>
-      <w:r>
-        <w:t xml:space="preserve"> gérer un processus complexe (des élévations ou des traitements) qui vont attaquer des données dans différents formats, par exemple au hasard de deux bases de données avec des modèles différents…</w:t>
-      </w:r>
-    </w:p>
-    <w:p>
-      <w:pPr>
-        <w:pStyle w:val="Paragraphedeliste"/>
-        <w:numPr>
-          <w:ilvl w:val="0"/>
-          <w:numId w:val="4"/>
-        </w:numPr>
-        <w:jc w:val="both"/>
-      </w:pPr>
-      <w:r>
-        <w:t>Prenez aussi en compte les besoins d’aujourd’hui et les délais ! Un système parfait qui mettrait 10 ans à être mis en application c’est bien, mais que fait-on pendant les 10 années de développement ? (</w:t>
-      </w:r>
-      <w:proofErr w:type="gramStart"/>
-      <w:r>
-        <w:t>en</w:t>
-      </w:r>
-      <w:proofErr w:type="gramEnd"/>
-      <w:r>
-        <w:t xml:space="preserve"> termes de production de données par exemple ?)</w:t>
+        <w:t>Plan d’action (court, moyen et long terme)</w:t>
       </w:r>
     </w:p>
     <w:p>

--- a/role_play_rcg/support_role_play_fr.docx
+++ b/role_play_rcg/support_role_play_fr.docx
@@ -99,15 +99,7 @@
         <w:jc w:val="both"/>
       </w:pPr>
       <w:r>
-        <w:t xml:space="preserve">Il est à </w:t>
-      </w:r>
-      <w:proofErr w:type="spellStart"/>
-      <w:r>
-        <w:t>noté</w:t>
-      </w:r>
-      <w:proofErr w:type="spellEnd"/>
-      <w:r>
-        <w:t xml:space="preserve"> que pour simplifier les échanges, nous oublierons tous les critères en lien avec le volet technique des bases de données (par exemple la pertinence d’un modèle de données par rapport à un autre). </w:t>
+        <w:t xml:space="preserve">Il est à noté que pour simplifier les échanges, nous oublierons tous les critères en lien avec le volet technique des bases de données (par exemple la pertinence d’un modèle de données par rapport à un autre). </w:t>
       </w:r>
     </w:p>
     <w:p>
@@ -142,21 +134,8 @@
       <w:r>
         <w:t>Le RDBES : « </w:t>
       </w:r>
-      <w:proofErr w:type="spellStart"/>
-      <w:r>
-        <w:t>Regional</w:t>
-      </w:r>
-      <w:proofErr w:type="spellEnd"/>
-      <w:r>
-        <w:t xml:space="preserve"> </w:t>
-      </w:r>
-      <w:proofErr w:type="spellStart"/>
-      <w:r>
-        <w:t>Database</w:t>
-      </w:r>
-      <w:proofErr w:type="spellEnd"/>
-      <w:r>
-        <w:t xml:space="preserve"> &amp; Estimation System</w:t>
+      <w:r>
+        <w:t>Regional Database &amp; Estimation System</w:t>
       </w:r>
       <w:r>
         <w:t> »</w:t>
@@ -262,21 +241,7 @@
           <w:lang w:val="en-US"/>
         </w:rPr>
         <w:lastRenderedPageBreak/>
-        <w:t xml:space="preserve">Le </w:t>
-      </w:r>
-      <w:proofErr w:type="gramStart"/>
-      <w:r>
-        <w:rPr>
-          <w:lang w:val="en-US"/>
-        </w:rPr>
-        <w:t>RDBFIS :</w:t>
-      </w:r>
-      <w:proofErr w:type="gramEnd"/>
-      <w:r>
-        <w:rPr>
-          <w:lang w:val="en-US"/>
-        </w:rPr>
-        <w:t xml:space="preserve"> « regional database for the Mediterranean and Black Seas »</w:t>
+        <w:t>Le RDBFIS : « regional database for the Mediterranean and Black Seas »</w:t>
       </w:r>
     </w:p>
     <w:p>
@@ -326,14 +291,6 @@
       </w:pPr>
       <w:r>
         <w:t xml:space="preserve">Le développement d’un nouveau système de base de données depuis le début est aussi une solution. Cependant, vouloir partir sur ce type de processus doit être bien réfléchis et les conséquences associés prise en considération. Outre les bénéfices de pouvoir modeler un système s’accordant de manière parfaite à nos besoins (et encore on peut se poser la question si un système existant modifié ne pourrais pas faire la même chose), il faut réfléchir en termes de charge de travail, développement, financement et ressources humaines associés. </w:t>
-      </w:r>
-    </w:p>
-    <w:p>
-      <w:pPr>
-        <w:jc w:val="both"/>
-      </w:pPr>
-      <w:r>
-        <w:t>Sans gâcher la surprise de la fin et même si vos discussions peuvent se tourner vers cette solution, sachez que le fait de ne pas recommencer à développer une nouvelle base de données a été accepté à l’unanimité par tous les membres du RCG LP.</w:t>
       </w:r>
     </w:p>
     <w:p>

--- a/role_play_rcg/support_role_play_fr.docx
+++ b/role_play_rcg/support_role_play_fr.docx
@@ -99,7 +99,13 @@
         <w:jc w:val="both"/>
       </w:pPr>
       <w:r>
-        <w:t xml:space="preserve">Il est à noté que pour simplifier les échanges, nous oublierons tous les critères en lien avec le volet technique des bases de données (par exemple la pertinence d’un modèle de données par rapport à un autre). </w:t>
+        <w:t>Il est à not</w:t>
+      </w:r>
+      <w:r>
+        <w:t>er</w:t>
+      </w:r>
+      <w:r>
+        <w:t xml:space="preserve"> que pour simplifier les échanges, nous oublierons tous les critères en lien avec le volet technique des bases de données (par exemple la pertinence d’un modèle de données par rapport à un autre). </w:t>
       </w:r>
     </w:p>
     <w:p>
@@ -134,8 +140,21 @@
       <w:r>
         <w:t>Le RDBES : « </w:t>
       </w:r>
-      <w:r>
-        <w:t>Regional Database &amp; Estimation System</w:t>
+      <w:proofErr w:type="spellStart"/>
+      <w:r>
+        <w:t>Regional</w:t>
+      </w:r>
+      <w:proofErr w:type="spellEnd"/>
+      <w:r>
+        <w:t xml:space="preserve"> </w:t>
+      </w:r>
+      <w:proofErr w:type="spellStart"/>
+      <w:r>
+        <w:t>Database</w:t>
+      </w:r>
+      <w:proofErr w:type="spellEnd"/>
+      <w:r>
+        <w:t xml:space="preserve"> &amp; Estimation System</w:t>
       </w:r>
       <w:r>
         <w:t> »</w:t>
@@ -149,7 +168,13 @@
         <w:t xml:space="preserve">Le </w:t>
       </w:r>
       <w:r>
-        <w:t xml:space="preserve">RDBES est un système dont le développement a été initié en 2016. Pour résumé le concept générale, l’idée est d’avoir au cœur du système une base de données, et en orbite autour de ce dernier une multitude de processus (« Estimation System ») allant du contrôle qualité aux traitements. </w:t>
+        <w:t>RDBES est un système dont le développement a été initié en 2016. Pour résum</w:t>
+      </w:r>
+      <w:r>
+        <w:t>er</w:t>
+      </w:r>
+      <w:r>
+        <w:t xml:space="preserve"> le concept générale, l’idée est d’avoir au cœur du système une base de données, et en orbite autour de ce dernier une multitude de processus (« Estimation System ») allant du contrôle qualité aux traitements. </w:t>
       </w:r>
     </w:p>
     <w:p>
@@ -180,7 +205,7 @@
           <wp:inline distT="0" distB="0" distL="0" distR="0" wp14:anchorId="04F86EE1" wp14:editId="18403B8C">
             <wp:extent cx="2836545" cy="3028738"/>
             <wp:effectExtent l="0" t="0" r="1905" b="635"/>
-            <wp:docPr id="40" name="Picture 40"/>
+            <wp:docPr id="40" name="Image 1"/>
             <wp:cNvGraphicFramePr/>
             <a:graphic xmlns:a="http://schemas.openxmlformats.org/drawingml/2006/main">
               <a:graphicData uri="http://schemas.openxmlformats.org/drawingml/2006/picture">
@@ -241,7 +266,21 @@
           <w:lang w:val="en-US"/>
         </w:rPr>
         <w:lastRenderedPageBreak/>
-        <w:t>Le RDBFIS : « regional database for the Mediterranean and Black Seas »</w:t>
+        <w:t xml:space="preserve">Le </w:t>
+      </w:r>
+      <w:proofErr w:type="gramStart"/>
+      <w:r>
+        <w:rPr>
+          <w:lang w:val="en-US"/>
+        </w:rPr>
+        <w:t>RDBFIS :</w:t>
+      </w:r>
+      <w:proofErr w:type="gramEnd"/>
+      <w:r>
+        <w:rPr>
+          <w:lang w:val="en-US"/>
+        </w:rPr>
+        <w:t xml:space="preserve"> « regional database for the Mediterranean and Black Seas »</w:t>
       </w:r>
     </w:p>
     <w:p>
@@ -310,7 +349,7 @@
         <w:pStyle w:val="Paragraphedeliste"/>
         <w:numPr>
           <w:ilvl w:val="0"/>
-          <w:numId w:val="4"/>
+          <w:numId w:val="6"/>
         </w:numPr>
         <w:jc w:val="both"/>
       </w:pPr>
@@ -326,7 +365,7 @@
         <w:pStyle w:val="Paragraphedeliste"/>
         <w:numPr>
           <w:ilvl w:val="0"/>
-          <w:numId w:val="4"/>
+          <w:numId w:val="6"/>
         </w:numPr>
         <w:jc w:val="both"/>
       </w:pPr>
@@ -339,7 +378,7 @@
         <w:pStyle w:val="Paragraphedeliste"/>
         <w:numPr>
           <w:ilvl w:val="0"/>
-          <w:numId w:val="4"/>
+          <w:numId w:val="6"/>
         </w:numPr>
         <w:jc w:val="both"/>
       </w:pPr>
@@ -681,6 +720,119 @@
     </w:lvl>
   </w:abstractNum>
   <w:abstractNum w:abstractNumId="1" w15:restartNumberingAfterBreak="0">
+    <w:nsid w:val="27A04DC2"/>
+    <w:multiLevelType w:val="hybridMultilevel"/>
+    <w:tmpl w:val="778EF990"/>
+    <w:lvl w:ilvl="0" w:tplc="040C001B">
+      <w:start w:val="1"/>
+      <w:numFmt w:val="lowerRoman"/>
+      <w:lvlText w:val="%1."/>
+      <w:lvlJc w:val="right"/>
+      <w:pPr>
+        <w:ind w:left="720" w:hanging="360"/>
+      </w:pPr>
+      <w:rPr>
+        <w:rFonts w:hint="default"/>
+      </w:rPr>
+    </w:lvl>
+    <w:lvl w:ilvl="1" w:tplc="FFFFFFFF" w:tentative="1">
+      <w:start w:val="1"/>
+      <w:numFmt w:val="bullet"/>
+      <w:lvlText w:val="o"/>
+      <w:lvlJc w:val="left"/>
+      <w:pPr>
+        <w:ind w:left="1440" w:hanging="360"/>
+      </w:pPr>
+      <w:rPr>
+        <w:rFonts w:ascii="Courier New" w:hAnsi="Courier New" w:cs="Courier New" w:hint="default"/>
+      </w:rPr>
+    </w:lvl>
+    <w:lvl w:ilvl="2" w:tplc="FFFFFFFF" w:tentative="1">
+      <w:start w:val="1"/>
+      <w:numFmt w:val="bullet"/>
+      <w:lvlText w:val=""/>
+      <w:lvlJc w:val="left"/>
+      <w:pPr>
+        <w:ind w:left="2160" w:hanging="360"/>
+      </w:pPr>
+      <w:rPr>
+        <w:rFonts w:ascii="Wingdings" w:hAnsi="Wingdings" w:hint="default"/>
+      </w:rPr>
+    </w:lvl>
+    <w:lvl w:ilvl="3" w:tplc="FFFFFFFF" w:tentative="1">
+      <w:start w:val="1"/>
+      <w:numFmt w:val="bullet"/>
+      <w:lvlText w:val=""/>
+      <w:lvlJc w:val="left"/>
+      <w:pPr>
+        <w:ind w:left="2880" w:hanging="360"/>
+      </w:pPr>
+      <w:rPr>
+        <w:rFonts w:ascii="Symbol" w:hAnsi="Symbol" w:hint="default"/>
+      </w:rPr>
+    </w:lvl>
+    <w:lvl w:ilvl="4" w:tplc="FFFFFFFF" w:tentative="1">
+      <w:start w:val="1"/>
+      <w:numFmt w:val="bullet"/>
+      <w:lvlText w:val="o"/>
+      <w:lvlJc w:val="left"/>
+      <w:pPr>
+        <w:ind w:left="3600" w:hanging="360"/>
+      </w:pPr>
+      <w:rPr>
+        <w:rFonts w:ascii="Courier New" w:hAnsi="Courier New" w:cs="Courier New" w:hint="default"/>
+      </w:rPr>
+    </w:lvl>
+    <w:lvl w:ilvl="5" w:tplc="FFFFFFFF" w:tentative="1">
+      <w:start w:val="1"/>
+      <w:numFmt w:val="bullet"/>
+      <w:lvlText w:val=""/>
+      <w:lvlJc w:val="left"/>
+      <w:pPr>
+        <w:ind w:left="4320" w:hanging="360"/>
+      </w:pPr>
+      <w:rPr>
+        <w:rFonts w:ascii="Wingdings" w:hAnsi="Wingdings" w:hint="default"/>
+      </w:rPr>
+    </w:lvl>
+    <w:lvl w:ilvl="6" w:tplc="FFFFFFFF" w:tentative="1">
+      <w:start w:val="1"/>
+      <w:numFmt w:val="bullet"/>
+      <w:lvlText w:val=""/>
+      <w:lvlJc w:val="left"/>
+      <w:pPr>
+        <w:ind w:left="5040" w:hanging="360"/>
+      </w:pPr>
+      <w:rPr>
+        <w:rFonts w:ascii="Symbol" w:hAnsi="Symbol" w:hint="default"/>
+      </w:rPr>
+    </w:lvl>
+    <w:lvl w:ilvl="7" w:tplc="FFFFFFFF" w:tentative="1">
+      <w:start w:val="1"/>
+      <w:numFmt w:val="bullet"/>
+      <w:lvlText w:val="o"/>
+      <w:lvlJc w:val="left"/>
+      <w:pPr>
+        <w:ind w:left="5760" w:hanging="360"/>
+      </w:pPr>
+      <w:rPr>
+        <w:rFonts w:ascii="Courier New" w:hAnsi="Courier New" w:cs="Courier New" w:hint="default"/>
+      </w:rPr>
+    </w:lvl>
+    <w:lvl w:ilvl="8" w:tplc="FFFFFFFF" w:tentative="1">
+      <w:start w:val="1"/>
+      <w:numFmt w:val="bullet"/>
+      <w:lvlText w:val=""/>
+      <w:lvlJc w:val="left"/>
+      <w:pPr>
+        <w:ind w:left="6480" w:hanging="360"/>
+      </w:pPr>
+      <w:rPr>
+        <w:rFonts w:ascii="Wingdings" w:hAnsi="Wingdings" w:hint="default"/>
+      </w:rPr>
+    </w:lvl>
+  </w:abstractNum>
+  <w:abstractNum w:abstractNumId="2" w15:restartNumberingAfterBreak="0">
     <w:nsid w:val="28AB67C4"/>
     <w:multiLevelType w:val="hybridMultilevel"/>
     <w:tmpl w:val="028E5152"/>
@@ -793,7 +945,120 @@
       </w:rPr>
     </w:lvl>
   </w:abstractNum>
-  <w:abstractNum w:abstractNumId="2" w15:restartNumberingAfterBreak="0">
+  <w:abstractNum w:abstractNumId="3" w15:restartNumberingAfterBreak="0">
+    <w:nsid w:val="3654729C"/>
+    <w:multiLevelType w:val="hybridMultilevel"/>
+    <w:tmpl w:val="134CA512"/>
+    <w:lvl w:ilvl="0" w:tplc="0409000F">
+      <w:start w:val="1"/>
+      <w:numFmt w:val="decimal"/>
+      <w:lvlText w:val="%1."/>
+      <w:lvlJc w:val="left"/>
+      <w:pPr>
+        <w:ind w:left="720" w:hanging="360"/>
+      </w:pPr>
+      <w:rPr>
+        <w:rFonts w:hint="default"/>
+      </w:rPr>
+    </w:lvl>
+    <w:lvl w:ilvl="1" w:tplc="FFFFFFFF" w:tentative="1">
+      <w:start w:val="1"/>
+      <w:numFmt w:val="bullet"/>
+      <w:lvlText w:val="o"/>
+      <w:lvlJc w:val="left"/>
+      <w:pPr>
+        <w:ind w:left="1440" w:hanging="360"/>
+      </w:pPr>
+      <w:rPr>
+        <w:rFonts w:ascii="Courier New" w:hAnsi="Courier New" w:cs="Courier New" w:hint="default"/>
+      </w:rPr>
+    </w:lvl>
+    <w:lvl w:ilvl="2" w:tplc="FFFFFFFF" w:tentative="1">
+      <w:start w:val="1"/>
+      <w:numFmt w:val="bullet"/>
+      <w:lvlText w:val=""/>
+      <w:lvlJc w:val="left"/>
+      <w:pPr>
+        <w:ind w:left="2160" w:hanging="360"/>
+      </w:pPr>
+      <w:rPr>
+        <w:rFonts w:ascii="Wingdings" w:hAnsi="Wingdings" w:hint="default"/>
+      </w:rPr>
+    </w:lvl>
+    <w:lvl w:ilvl="3" w:tplc="FFFFFFFF" w:tentative="1">
+      <w:start w:val="1"/>
+      <w:numFmt w:val="bullet"/>
+      <w:lvlText w:val=""/>
+      <w:lvlJc w:val="left"/>
+      <w:pPr>
+        <w:ind w:left="2880" w:hanging="360"/>
+      </w:pPr>
+      <w:rPr>
+        <w:rFonts w:ascii="Symbol" w:hAnsi="Symbol" w:hint="default"/>
+      </w:rPr>
+    </w:lvl>
+    <w:lvl w:ilvl="4" w:tplc="FFFFFFFF" w:tentative="1">
+      <w:start w:val="1"/>
+      <w:numFmt w:val="bullet"/>
+      <w:lvlText w:val="o"/>
+      <w:lvlJc w:val="left"/>
+      <w:pPr>
+        <w:ind w:left="3600" w:hanging="360"/>
+      </w:pPr>
+      <w:rPr>
+        <w:rFonts w:ascii="Courier New" w:hAnsi="Courier New" w:cs="Courier New" w:hint="default"/>
+      </w:rPr>
+    </w:lvl>
+    <w:lvl w:ilvl="5" w:tplc="FFFFFFFF" w:tentative="1">
+      <w:start w:val="1"/>
+      <w:numFmt w:val="bullet"/>
+      <w:lvlText w:val=""/>
+      <w:lvlJc w:val="left"/>
+      <w:pPr>
+        <w:ind w:left="4320" w:hanging="360"/>
+      </w:pPr>
+      <w:rPr>
+        <w:rFonts w:ascii="Wingdings" w:hAnsi="Wingdings" w:hint="default"/>
+      </w:rPr>
+    </w:lvl>
+    <w:lvl w:ilvl="6" w:tplc="FFFFFFFF" w:tentative="1">
+      <w:start w:val="1"/>
+      <w:numFmt w:val="bullet"/>
+      <w:lvlText w:val=""/>
+      <w:lvlJc w:val="left"/>
+      <w:pPr>
+        <w:ind w:left="5040" w:hanging="360"/>
+      </w:pPr>
+      <w:rPr>
+        <w:rFonts w:ascii="Symbol" w:hAnsi="Symbol" w:hint="default"/>
+      </w:rPr>
+    </w:lvl>
+    <w:lvl w:ilvl="7" w:tplc="FFFFFFFF" w:tentative="1">
+      <w:start w:val="1"/>
+      <w:numFmt w:val="bullet"/>
+      <w:lvlText w:val="o"/>
+      <w:lvlJc w:val="left"/>
+      <w:pPr>
+        <w:ind w:left="5760" w:hanging="360"/>
+      </w:pPr>
+      <w:rPr>
+        <w:rFonts w:ascii="Courier New" w:hAnsi="Courier New" w:cs="Courier New" w:hint="default"/>
+      </w:rPr>
+    </w:lvl>
+    <w:lvl w:ilvl="8" w:tplc="FFFFFFFF" w:tentative="1">
+      <w:start w:val="1"/>
+      <w:numFmt w:val="bullet"/>
+      <w:lvlText w:val=""/>
+      <w:lvlJc w:val="left"/>
+      <w:pPr>
+        <w:ind w:left="6480" w:hanging="360"/>
+      </w:pPr>
+      <w:rPr>
+        <w:rFonts w:ascii="Wingdings" w:hAnsi="Wingdings" w:hint="default"/>
+      </w:rPr>
+    </w:lvl>
+  </w:abstractNum>
+  <w:abstractNum w:abstractNumId="4" w15:restartNumberingAfterBreak="0">
     <w:nsid w:val="5BA8092D"/>
     <w:multiLevelType w:val="hybridMultilevel"/>
     <w:tmpl w:val="A5FE8B4C"/>
@@ -882,7 +1147,7 @@
       </w:pPr>
     </w:lvl>
   </w:abstractNum>
-  <w:abstractNum w:abstractNumId="3" w15:restartNumberingAfterBreak="0">
+  <w:abstractNum w:abstractNumId="5" w15:restartNumberingAfterBreak="0">
     <w:nsid w:val="67BA19D0"/>
     <w:multiLevelType w:val="multilevel"/>
     <w:tmpl w:val="C4D484BE"/>
@@ -1004,16 +1269,22 @@
     </w:lvl>
   </w:abstractNum>
   <w:num w:numId="1" w16cid:durableId="1220439025">
+    <w:abstractNumId w:val="4"/>
+  </w:num>
+  <w:num w:numId="2" w16cid:durableId="1612394162">
     <w:abstractNumId w:val="2"/>
   </w:num>
-  <w:num w:numId="2" w16cid:durableId="1612394162">
-    <w:abstractNumId w:val="1"/>
-  </w:num>
   <w:num w:numId="3" w16cid:durableId="1812213155">
-    <w:abstractNumId w:val="3"/>
+    <w:abstractNumId w:val="5"/>
   </w:num>
   <w:num w:numId="4" w16cid:durableId="696084434">
     <w:abstractNumId w:val="0"/>
+  </w:num>
+  <w:num w:numId="5" w16cid:durableId="262693941">
+    <w:abstractNumId w:val="3"/>
+  </w:num>
+  <w:num w:numId="6" w16cid:durableId="1460952154">
+    <w:abstractNumId w:val="1"/>
   </w:num>
 </w:numbering>
 </file>
